--- a/Word_Edge_Case_14.docx
+++ b/Word_Edge_Case_14.docx
@@ -14,7 +14,7 @@
       <w:r>
         <w:drawing>
           <wp:inline xmlns:a="http://schemas.openxmlformats.org/drawingml/2006/main" xmlns:pic="http://schemas.openxmlformats.org/drawingml/2006/picture">
-            <wp:extent cx="12395200" cy="17170400"/>
+            <wp:extent cx="4320000" cy="3118580"/>
             <wp:docPr id="1" name="Picture 1"/>
             <wp:cNvGraphicFramePr>
               <a:graphicFrameLocks noChangeAspect="1"/>
@@ -23,7 +23,7 @@
               <a:graphicData uri="http://schemas.openxmlformats.org/drawingml/2006/picture">
                 <pic:pic>
                   <pic:nvPicPr>
-                    <pic:cNvPr id="0" name="passport_upside_down.jpg"/>
+                    <pic:cNvPr id="0" name="passport_rotated_90.jpg"/>
                     <pic:cNvPicPr/>
                   </pic:nvPicPr>
                   <pic:blipFill>
@@ -35,7 +35,7 @@
                   <pic:spPr>
                     <a:xfrm>
                       <a:off x="0" y="0"/>
-                      <a:ext cx="12395200" cy="17170400"/>
+                      <a:ext cx="4320000" cy="3118580"/>
                     </a:xfrm>
                     <a:prstGeom prst="rect"/>
                   </pic:spPr>

--- a/Word_Edge_Case_14.docx
+++ b/Word_Edge_Case_14.docx
@@ -7,14 +7,24 @@
         <w:pStyle w:val="Heading1"/>
       </w:pPr>
       <w:r>
-        <w:t>Edge Case Passport Document - 14</w:t>
+        <w:t>Application Form - 3473</w:t>
+      </w:r>
+    </w:p>
+    <w:p>
+      <w:r>
+        <w:t>The following scan was provided during the registration process.</w:t>
+      </w:r>
+    </w:p>
+    <w:p>
+      <w:r>
+        <w:t>--- DOCUMENT SCAN BEGINS ---</w:t>
       </w:r>
     </w:p>
     <w:p>
       <w:r>
         <w:drawing>
           <wp:inline xmlns:a="http://schemas.openxmlformats.org/drawingml/2006/main" xmlns:pic="http://schemas.openxmlformats.org/drawingml/2006/picture">
-            <wp:extent cx="4320000" cy="3118580"/>
+            <wp:extent cx="4460127" cy="3219737"/>
             <wp:docPr id="1" name="Picture 1"/>
             <wp:cNvGraphicFramePr>
               <a:graphicFrameLocks noChangeAspect="1"/>
@@ -35,7 +45,7 @@
                   <pic:spPr>
                     <a:xfrm>
                       <a:off x="0" y="0"/>
-                      <a:ext cx="4320000" cy="3118580"/>
+                      <a:ext cx="4460127" cy="3219737"/>
                     </a:xfrm>
                     <a:prstGeom prst="rect"/>
                   </pic:spPr>
@@ -44,6 +54,16 @@
             </a:graphic>
           </wp:inline>
         </w:drawing>
+      </w:r>
+    </w:p>
+    <w:p>
+      <w:r>
+        <w:t>--- DOCUMENT SCAN ENDS ---</w:t>
+      </w:r>
+    </w:p>
+    <w:p>
+      <w:r>
+        <w:t>Please ensure all data points are extracted properly by the OCR engine.</w:t>
       </w:r>
     </w:p>
     <w:sectPr>

--- a/Word_Edge_Case_14.docx
+++ b/Word_Edge_Case_14.docx
@@ -7,12 +7,17 @@
         <w:pStyle w:val="Heading1"/>
       </w:pPr>
       <w:r>
-        <w:t>Application Form - 3473</w:t>
+        <w:t>Application Form - 1380</w:t>
       </w:r>
     </w:p>
     <w:p>
       <w:r>
-        <w:t>The following scan was provided during the registration process.</w:t>
+        <w:t>Effect: photocopy</w:t>
+      </w:r>
+    </w:p>
+    <w:p>
+      <w:r>
+        <w:t>Confidential document. Do not share without authorized permission.</w:t>
       </w:r>
     </w:p>
     <w:p>
@@ -21,10 +26,13 @@
       </w:r>
     </w:p>
     <w:p>
+      <w:pPr>
+        <w:jc w:val="left"/>
+      </w:pPr>
       <w:r>
         <w:drawing>
           <wp:inline xmlns:a="http://schemas.openxmlformats.org/drawingml/2006/main" xmlns:pic="http://schemas.openxmlformats.org/drawingml/2006/picture">
-            <wp:extent cx="4460127" cy="3219737"/>
+            <wp:extent cx="4207143" cy="3845309"/>
             <wp:docPr id="1" name="Picture 1"/>
             <wp:cNvGraphicFramePr>
               <a:graphicFrameLocks noChangeAspect="1"/>
@@ -33,7 +41,7 @@
               <a:graphicData uri="http://schemas.openxmlformats.org/drawingml/2006/picture">
                 <pic:pic>
                   <pic:nvPicPr>
-                    <pic:cNvPr id="0" name="passport_rotated_90.jpg"/>
+                    <pic:cNvPr id="0" name="image.jpg"/>
                     <pic:cNvPicPr/>
                   </pic:nvPicPr>
                   <pic:blipFill>
@@ -45,7 +53,7 @@
                   <pic:spPr>
                     <a:xfrm>
                       <a:off x="0" y="0"/>
-                      <a:ext cx="4460127" cy="3219737"/>
+                      <a:ext cx="4207143" cy="3845309"/>
                     </a:xfrm>
                     <a:prstGeom prst="rect"/>
                   </pic:spPr>

--- a/Word_Edge_Case_14.docx
+++ b/Word_Edge_Case_14.docx
@@ -7,7 +7,7 @@
         <w:pStyle w:val="Heading1"/>
       </w:pPr>
       <w:r>
-        <w:t>Application Form - 1422</w:t>
+        <w:t>Application Form - 6655</w:t>
       </w:r>
     </w:p>
     <w:p>
@@ -17,7 +17,42 @@
     </w:p>
     <w:p>
       <w:r>
-        <w:t>Confidential document. Do not share without authorized permission.</w:t>
+        <w:t>Matrix validation report process image resolution pixel model accuracy. Validation model analysis layer resolution scan feature pixel pixel scan system feature. Network image pixel model scan accuracy report feature report output scan accuracy.</w:t>
+      </w:r>
+    </w:p>
+    <w:p>
+      <w:r>
+        <w:t>Layer process validation network analysis system accuracy. Layer resolution image network pixel pixel validation report resolution document output. System model validation resolution matrix model process layer model report pixel system. Process pixel system model system data validation model resolution accuracy resolution.</w:t>
+      </w:r>
+    </w:p>
+    <w:p>
+      <w:r>
+        <w:t>Layer matrix model data network model layer process report process process. Scan document report pixel accuracy matrix data matrix accuracy matrix image report. Matrix report data model report network model layer validation accuracy. System data model resolution output output system. Layer system matrix data document pixel accuracy layer. Image model output data analysis output network process.</w:t>
+      </w:r>
+    </w:p>
+    <w:p>
+      <w:r>
+        <w:t>Process accuracy system network layer matrix output model model model. System layer output matrix layer report pixel output process. Matrix system scan layer process feature analysis scan layer system model image. Output validation matrix scan network accuracy data system. Analysis data accuracy system validation analysis validation process. Accuracy analysis system analysis output report report analysis image process.</w:t>
+      </w:r>
+    </w:p>
+    <w:p>
+      <w:r>
+        <w:t>Feature system document validation data matrix report scan. Network output system report document data process. System matrix scan network system data model. Document report network model output model report layer scan report network accuracy. Data data layer feature report resolution output. Network layer resolution validation layer report resolution matrix process data data output.</w:t>
+      </w:r>
+    </w:p>
+    <w:p>
+      <w:r>
+        <w:t>Model data network model resolution data pixel network. Image scan matrix matrix network scan layer data accuracy scan. Document scan network report system model pixel document validation document.</w:t>
+      </w:r>
+    </w:p>
+    <w:p>
+      <w:r>
+        <w:t>Network accuracy feature resolution system validation resolution process matrix process resolution. Feature image validation document pixel analysis process data network document report. Feature model validation model network layer document layer process pixel output. Feature process system scan process image report. Resolution network validation output model resolution pixel resolution layer.</w:t>
+      </w:r>
+    </w:p>
+    <w:p>
+      <w:r>
+        <w:t>Scan pixel image layer scan matrix layer. Image matrix data process process process validation scan scan network report. Report resolution system document image scan image. Layer data resolution data data network resolution output process model. Network scan pixel scan output report data.</w:t>
       </w:r>
     </w:p>
     <w:p>
@@ -27,12 +62,12 @@
     </w:p>
     <w:p>
       <w:pPr>
-        <w:jc w:val="center"/>
+        <w:jc w:val="left"/>
       </w:pPr>
       <w:r>
         <w:drawing>
           <wp:inline xmlns:a="http://schemas.openxmlformats.org/drawingml/2006/main" xmlns:pic="http://schemas.openxmlformats.org/drawingml/2006/picture">
-            <wp:extent cx="3713886" cy="2857400"/>
+            <wp:extent cx="4369940" cy="3362156"/>
             <wp:docPr id="1" name="Picture 1"/>
             <wp:cNvGraphicFramePr>
               <a:graphicFrameLocks noChangeAspect="1"/>
@@ -53,7 +88,7 @@
                   <pic:spPr>
                     <a:xfrm>
                       <a:off x="0" y="0"/>
-                      <a:ext cx="3713886" cy="2857400"/>
+                      <a:ext cx="4369940" cy="3362156"/>
                     </a:xfrm>
                     <a:prstGeom prst="rect"/>
                   </pic:spPr>
@@ -71,7 +106,82 @@
     </w:p>
     <w:p>
       <w:r>
-        <w:t>Please ensure all data points are extracted properly by the OCR engine.</w:t>
+        <w:t>Document process output report model validation analysis feature. Accuracy feature analysis system analysis pixel report analysis output. Matrix scan system model layer model network image. Pixel matrix matrix report process validation document. Process model data document network analysis model. Image matrix network model image model pixel.</w:t>
+      </w:r>
+    </w:p>
+    <w:p>
+      <w:r>
+        <w:t>Network output analysis system feature validation system output accuracy data image pixel. Pixel system resolution validation analysis image feature output image process. Document analysis validation resolution resolution feature accuracy.</w:t>
+      </w:r>
+    </w:p>
+    <w:p>
+      <w:r>
+        <w:t>Scan accuracy matrix document validation analysis system pixel. Model accuracy analysis resolution accuracy pixel matrix feature document. System pixel document matrix accuracy system system pixel model output. Analysis model layer process feature scan pixel accuracy data output. System validation analysis matrix data document matrix matrix report.</w:t>
+      </w:r>
+    </w:p>
+    <w:p>
+      <w:r>
+        <w:t>Analysis layer pixel resolution pixel analysis feature process report validation system matrix. Report scan pixel image analysis pixel image output image data. Output document network analysis resolution validation accuracy pixel analysis accuracy validation. Feature layer accuracy data feature model data scan validation output resolution network. Accuracy model process network image image feature feature process document network scan. Network analysis document network resolution scan validation image feature.</w:t>
+      </w:r>
+    </w:p>
+    <w:p>
+      <w:r>
+        <w:t>Scan matrix output system output analysis feature output scan matrix accuracy output. Image analysis network report system scan resolution network matrix feature resolution. Validation pixel matrix pixel matrix output matrix image report network. Output analysis model data output document process scan analysis system validation image. Data process output scan pixel layer data report network layer.</w:t>
+      </w:r>
+    </w:p>
+    <w:p>
+      <w:r>
+        <w:t>Scan pixel pixel report data output pixel feature layer layer. Pixel analysis scan accuracy matrix resolution document pixel analysis. Process document document feature model matrix analysis validation pixel resolution. Report accuracy pixel accuracy pixel model document feature matrix model report. Report layer accuracy scan accuracy document pixel.</w:t>
+      </w:r>
+    </w:p>
+    <w:p>
+      <w:r>
+        <w:t>Output report validation resolution matrix output layer output pixel. Matrix process matrix model output analysis analysis. Analysis output image matrix system analysis validation system image data. Model model analysis resolution model report network system.</w:t>
+      </w:r>
+    </w:p>
+    <w:p>
+      <w:r>
+        <w:t>Scan analysis scan resolution document data document layer. Process analysis analysis pixel report analysis accuracy report pixel. Image data analysis matrix data analysis analysis accuracy analysis process. Pixel layer data system output validation pixel model system scan output network.</w:t>
+      </w:r>
+    </w:p>
+    <w:p>
+      <w:r>
+        <w:t>Report accuracy image layer layer data system. Accuracy scan pixel analysis validation data matrix accuracy pixel report analysis matrix. Report analysis report validation output analysis data resolution.</w:t>
+      </w:r>
+    </w:p>
+    <w:p>
+      <w:r>
+        <w:t>Layer model process process process matrix image accuracy. Report model output system report feature pixel image system network data. Output feature validation network scan network document system process. Process analysis image process resolution image model layer scan.</w:t>
+      </w:r>
+    </w:p>
+    <w:p>
+      <w:r>
+        <w:t>System system output system matrix layer output process pixel network image model. Model document image accuracy data feature analysis model accuracy model. Validation process system scan analysis matrix output scan.</w:t>
+      </w:r>
+    </w:p>
+    <w:p>
+      <w:r>
+        <w:t>Accuracy feature output pixel layer report process validation analysis. Accuracy scan data report layer system validation layer network validation document. Layer layer document data feature scan process analysis report.</w:t>
+      </w:r>
+    </w:p>
+    <w:p>
+      <w:r>
+        <w:t>Analysis feature validation model resolution resolution image accuracy matrix analysis output validation. Document matrix image pixel layer scan network network data document model. Feature image analysis validation output accuracy process image image document. Scan feature pixel report analysis network report model report data.</w:t>
+      </w:r>
+    </w:p>
+    <w:p>
+      <w:r>
+        <w:t>Report system model output analysis pixel layer analysis system feature accuracy. Process resolution data data resolution system layer. Matrix analysis image matrix output pixel data feature. Report layer validation layer process output document pixel output. Validation accuracy system image process scan feature report network network network.</w:t>
+      </w:r>
+    </w:p>
+    <w:p>
+      <w:r>
+        <w:t>Analysis scan data matrix report matrix system. Matrix network network model system image report data accuracy report image. Document model analysis pixel report layer accuracy analysis system. Analysis system process validation layer report data report network analysis model pixel.</w:t>
+      </w:r>
+    </w:p>
+    <w:p>
+      <w:r>
+        <w:t>Validation pixel output image feature document document. Feature system validation matrix data resolution system validation pixel system analysis matrix. Report layer report output data analysis data validation validation model process output. Scan validation report image matrix pixel validation layer model system document.</w:t>
       </w:r>
     </w:p>
     <w:sectPr>
